--- a/财务报销与预算管理系统功能汇总.docx
+++ b/财务报销与预算管理系统功能汇总.docx
@@ -126,6 +126,40 @@
                 <w:sz w:val="20"/>
               </w:rPr>
               <w:t>财务/领导可见，员工不可见；部门负责人只看本部门；六张统计卡片可跳转到真实筛选结果。</w:t>
+            </w:r>
+          </w:p>
+        </w:tc>
+      </w:tr>
+      <w:tr>
+        <w:tc>
+          <w:tcPr>
+            <w:tcW w:type="dxa" w:w="2592"/>
+            <w:vAlign w:val="center"/>
+          </w:tcPr>
+          <w:p>
+            <w:r/>
+            <w:r>
+              <w:rPr>
+                <w:b w:val="0"/>
+                <w:sz w:val="20"/>
+              </w:rPr>
+              <w:t>统一后台界面</w:t>
+            </w:r>
+          </w:p>
+        </w:tc>
+        <w:tc>
+          <w:tcPr>
+            <w:tcW w:type="dxa" w:w="6480"/>
+            <w:vAlign w:val="center"/>
+          </w:tcPr>
+          <w:p>
+            <w:r/>
+            <w:r>
+              <w:rPr>
+                <w:b w:val="0"/>
+                <w:sz w:val="20"/>
+              </w:rPr>
+              <w:t>固定深色侧边栏、统一顶部栏、独立页面路由和响应式布局；支持菜单折叠、刷新保持页面及浏览器前进后退。</w:t>
             </w:r>
           </w:p>
         </w:tc>
@@ -1066,7 +1100,23 @@
         <w:pStyle w:val="ListBullet"/>
       </w:pPr>
       <w:r>
-        <w:t>前端构建通过，菜单已整合为仪表盘、工作台、业务模块、台账和系统管理。</w:t>
+        <w:t>前端已拆分为 layouts、views、components、api、composables 和 router，菜单已整合为仪表盘、工作台、业务模块、台账和系统管理。</w:t>
+      </w:r>
+    </w:p>
+    <w:p>
+      <w:pPr>
+        <w:pStyle w:val="ListBullet"/>
+      </w:pPr>
+      <w:r>
+        <w:t>7 类演示角色、18 条前端路由权限校验通过；无权限页面会跳转到当前角色的默认页面。</w:t>
+      </w:r>
+    </w:p>
+    <w:p>
+      <w:pPr>
+        <w:pStyle w:val="ListBullet"/>
+      </w:pPr>
+      <w:r>
+        <w:t>已检查桌面、笔记本和手机宽度，侧边栏、顶部栏、表格及弹窗没有页面级横向溢出。</w:t>
       </w:r>
     </w:p>
     <w:p>

--- a/财务报销与预算管理系统功能汇总.docx
+++ b/财务报销与预算管理系统功能汇总.docx
@@ -24,7 +24,7 @@
           <w:color w:val="555555"/>
           <w:sz w:val="20"/>
         </w:rPr>
-        <w:t>最终整合验收版 | 2026-07-02</w:t>
+        <w:t>最终整合验收版 | 2026-07-03</w:t>
       </w:r>
     </w:p>
     <w:p/>
@@ -125,7 +125,75 @@
                 <w:b w:val="0"/>
                 <w:sz w:val="20"/>
               </w:rPr>
-              <w:t>财务/领导可见，员工不可见；部门负责人只看本部门；六张统计卡片可跳转到真实筛选结果。</w:t>
+              <w:t>财务/领导可见，部门负责人只看本部门；六张统计卡片、双图表、最近业务单据和待办事项组成三层布局。</w:t>
+            </w:r>
+          </w:p>
+        </w:tc>
+      </w:tr>
+      <w:tr>
+        <w:tc>
+          <w:tcPr>
+            <w:tcW w:type="dxa" w:w="2592"/>
+            <w:vAlign w:val="center"/>
+          </w:tcPr>
+          <w:p>
+            <w:r/>
+            <w:r>
+              <w:rPr>
+                <w:b w:val="0"/>
+                <w:sz w:val="20"/>
+              </w:rPr>
+              <w:t>报销状态图</w:t>
+            </w:r>
+          </w:p>
+        </w:tc>
+        <w:tc>
+          <w:tcPr>
+            <w:tcW w:type="dxa" w:w="6480"/>
+            <w:vAlign w:val="center"/>
+          </w:tcPr>
+          <w:p>
+            <w:r/>
+            <w:r>
+              <w:rPr>
+                <w:b w:val="0"/>
+                <w:sz w:val="20"/>
+              </w:rPr>
+              <w:t>外部引导线显示状态名称、数量和占比，中心显示报销单总数，图例固定在底部并自动避让标签。</w:t>
+            </w:r>
+          </w:p>
+        </w:tc>
+      </w:tr>
+      <w:tr>
+        <w:tc>
+          <w:tcPr>
+            <w:tcW w:type="dxa" w:w="2592"/>
+            <w:vAlign w:val="center"/>
+          </w:tcPr>
+          <w:p>
+            <w:r/>
+            <w:r>
+              <w:rPr>
+                <w:b w:val="0"/>
+                <w:sz w:val="20"/>
+              </w:rPr>
+              <w:t>首页待办事项</w:t>
+            </w:r>
+          </w:p>
+        </w:tc>
+        <w:tc>
+          <w:tcPr>
+            <w:tcW w:type="dxa" w:w="6480"/>
+            <w:vAlign w:val="center"/>
+          </w:tcPr>
+          <w:p>
+            <w:r/>
+            <w:r>
+              <w:rPr>
+                <w:b w:val="0"/>
+                <w:sz w:val="20"/>
+              </w:rPr>
+              <w:t>调用统一工作台接口，显示真实总数和最近 5 条待办，包含业务、编号、标题、申请人、金额、节点和等待时间。</w:t>
             </w:r>
           </w:p>
         </w:tc>
@@ -159,7 +227,7 @@
                 <w:b w:val="0"/>
                 <w:sz w:val="20"/>
               </w:rPr>
-              <w:t>固定深色侧边栏、统一顶部栏、独立页面路由和响应式布局；支持菜单折叠、刷新保持页面及浏览器前进后退。</w:t>
+              <w:t>固定深色侧边栏、统一顶部栏、独立路由和响应式布局；菜单按六类业务分组，空分组按角色权限隐藏。</w:t>
             </w:r>
           </w:p>
         </w:tc>
@@ -1108,6 +1176,22 @@
         <w:pStyle w:val="ListBullet"/>
       </w:pPr>
       <w:r>
+        <w:t>左侧菜单按工作台、申请业务、资产管理、财务处理、预算统计和系统管理分组；我的待办与付款任务显示实时数量徽标。</w:t>
+      </w:r>
+    </w:p>
+    <w:p>
+      <w:pPr>
+        <w:pStyle w:val="ListBullet"/>
+      </w:pPr>
+      <w:r>
+        <w:t>首页采用六卡片、双图表、最近业务单据和待办事项三层布局，环形图显示引导线、数量、占比及中心总数。</w:t>
+      </w:r>
+    </w:p>
+    <w:p>
+      <w:pPr>
+        <w:pStyle w:val="ListBullet"/>
+      </w:pPr>
+      <w:r>
         <w:t>7 类演示角色、18 条前端路由权限校验通过；无权限页面会跳转到当前角色的默认页面。</w:t>
       </w:r>
     </w:p>

--- a/财务报销与预算管理系统功能汇总.docx
+++ b/财务报销与预算管理系统功能汇总.docx
@@ -295,7 +295,7 @@
                 <w:b w:val="0"/>
                 <w:sz w:val="20"/>
               </w:rPr>
-              <w:t>按当前角色、审批节点和部门范围返回真实待处理任务。</w:t>
+              <w:t>按角色、审批节点和部门范围返回真实待办，可直接完成审批、驳回、付款、财务复核和冲账。</w:t>
             </w:r>
           </w:p>
         </w:tc>
@@ -363,7 +363,7 @@
                 <w:b w:val="0"/>
                 <w:sz w:val="20"/>
               </w:rPr>
-              <w:t>审批编号 BX+日期+序号；提交时发票和其他凭证必传；OCR 金额校验。</w:t>
+              <w:t>审批编号 BX+日期+序号；提交时四项关键资料和发票必填/必传，其他凭证按需上传；OCR 金额校验。</w:t>
             </w:r>
           </w:p>
         </w:tc>
@@ -602,6 +602,40 @@
                 <w:sz w:val="20"/>
               </w:rPr>
               <w:t>记录登录、审批、导出、用户管理、附件上传等关键操作。</w:t>
+            </w:r>
+          </w:p>
+        </w:tc>
+      </w:tr>
+      <w:tr>
+        <w:tc>
+          <w:tcPr>
+            <w:tcW w:type="dxa" w:w="2592"/>
+            <w:vAlign w:val="center"/>
+          </w:tcPr>
+          <w:p>
+            <w:r/>
+            <w:r>
+              <w:rPr>
+                <w:b w:val="0"/>
+                <w:sz w:val="20"/>
+              </w:rPr>
+              <w:t>完整单据 PDF</w:t>
+            </w:r>
+          </w:p>
+        </w:tc>
+        <w:tc>
+          <w:tcPr>
+            <w:tcW w:type="dxa" w:w="6480"/>
+            <w:vAlign w:val="center"/>
+          </w:tcPr>
+          <w:p>
+            <w:r/>
+            <w:r>
+              <w:rPr>
+                <w:b w:val="0"/>
+                <w:sz w:val="20"/>
+              </w:rPr>
+              <w:t>报销、申购、劳务和借款支持下载打印归档 PDF，包含基本信息、明细、审批、付款复核及附件清单。</w:t>
             </w:r>
           </w:p>
         </w:tc>
@@ -978,6 +1012,56 @@
                 <w:b w:val="0"/>
                 <w:sz w:val="20"/>
               </w:rPr>
+              <w:t>COMMITTEE</w:t>
+            </w:r>
+          </w:p>
+        </w:tc>
+        <w:tc>
+          <w:tcPr>
+            <w:tcW w:type="dxa" w:w="1872"/>
+            <w:vAlign w:val="center"/>
+          </w:tcPr>
+          <w:p>
+            <w:r/>
+            <w:r>
+              <w:rPr>
+                <w:b w:val="0"/>
+                <w:sz w:val="20"/>
+              </w:rPr>
+              <w:t>院务委员会</w:t>
+            </w:r>
+          </w:p>
+        </w:tc>
+        <w:tc>
+          <w:tcPr>
+            <w:tcW w:type="dxa" w:w="5184"/>
+            <w:vAlign w:val="center"/>
+          </w:tcPr>
+          <w:p>
+            <w:r/>
+            <w:r>
+              <w:rPr>
+                <w:b w:val="0"/>
+                <w:sz w:val="20"/>
+              </w:rPr>
+              <w:t>查看全院业务单据和完整资产台账。</w:t>
+            </w:r>
+          </w:p>
+        </w:tc>
+      </w:tr>
+      <w:tr>
+        <w:tc>
+          <w:tcPr>
+            <w:tcW w:type="dxa" w:w="2160"/>
+            <w:vAlign w:val="center"/>
+          </w:tcPr>
+          <w:p>
+            <w:r/>
+            <w:r>
+              <w:rPr>
+                <w:b w:val="0"/>
+                <w:sz w:val="20"/>
+              </w:rPr>
               <w:t>CASHIER</w:t>
             </w:r>
           </w:p>
@@ -1096,7 +1180,7 @@
         <w:pStyle w:val="ListBullet"/>
       </w:pPr>
       <w:r>
-        <w:t>报销单可先保存草稿；提交审批时必须至少上传一份发票和一份合同、会议记录、付款凭证或其他证明材料。</w:t>
+        <w:t>报销单可先保存草稿；提交审批时申请人电话、银行账号、收款人全称、报销事由必须填写，并至少上传一份发票，其他凭证按实际业务上传。</w:t>
       </w:r>
     </w:p>
     <w:p>
@@ -1176,7 +1260,7 @@
         <w:pStyle w:val="ListBullet"/>
       </w:pPr>
       <w:r>
-        <w:t>左侧菜单按工作台、申请业务、资产管理、财务处理、预算统计和系统管理分组；我的待办与付款任务显示实时数量徽标。</w:t>
+        <w:t>左侧菜单按工作台、申请业务、资产管理、财务处理、预算统计和系统管理分组；我的待办显示实时数量徽标，出纳付款统一在待办中处理。</w:t>
       </w:r>
     </w:p>
     <w:p>
@@ -1192,7 +1276,7 @@
         <w:pStyle w:val="ListBullet"/>
       </w:pPr>
       <w:r>
-        <w:t>7 类演示角色、18 条前端路由权限校验通过；无权限页面会跳转到当前角色的默认页面。</w:t>
+        <w:t>8 类演示角色、18 条前端路由权限校验通过；无权限页面会跳转到当前角色的默认页面。</w:t>
       </w:r>
     </w:p>
     <w:p>
@@ -1208,7 +1292,7 @@
         <w:pStyle w:val="ListBullet"/>
       </w:pPr>
       <w:r>
-        <w:t>后端 60 项测试全部通过并完成打包，覆盖业务流程、角色权限、安全机制和筛选边界。</w:t>
+        <w:t>后端 75 项测试全部通过并完成打包，覆盖业务流程、角色权限、安全机制、PDF 和筛选边界。</w:t>
       </w:r>
     </w:p>
     <w:p>
@@ -1216,7 +1300,7 @@
         <w:pStyle w:val="ListBullet"/>
       </w:pPr>
       <w:r>
-        <w:t>演示账号覆盖员工、部门负责人、财务、办公室、执行院长、出纳、管理员。</w:t>
+        <w:t>演示账号覆盖员工、部门负责人、财务、办公室、执行院长、院务委员会、出纳、管理员。</w:t>
       </w:r>
     </w:p>
     <w:p>
